--- a/MyDocumentConverterMultiOSV10/samples/output/markup/org/docx.docx
+++ b/MyDocumentConverterMultiOSV10/samples/output/markup/org/docx.docx
@@ -114,7 +114,7 @@
       <w:r>
         <w:t xml:space="preserve">, 그리고 </w:t>
       </w:r>
-      <w:hyperlink w:history="1" r:id="rId91nc0rovqqmmzzoebbl6t">
+      <w:hyperlink w:history="1" r:id="rIdk13_v1wiqbfqtqtke8o14">
         <w:r>
           <w:rPr>
             <w:rStyle w:val="Hyperlink"/>
@@ -734,7 +734,7 @@
       <w:r>
         <w:t xml:space="preserve">각주가 붙은 문장입니다.[fn:1] 자동 링크 </w:t>
       </w:r>
-      <w:hyperlink w:history="1" r:id="rIdz6izy5egpmvcspyroqs2f">
+      <w:hyperlink w:history="1" r:id="rIdj_ehe_jzk8_7yxtdp3bji">
         <w:r>
           <w:rPr>
             <w:rStyle w:val="Hyperlink"/>
@@ -745,7 +745,7 @@
       <w:r>
         <w:t xml:space="preserve"> 와 </w:t>
       </w:r>
-      <w:hyperlink w:history="1" r:id="rIda3sola8uhn9ofh28jgr6b">
+      <w:hyperlink w:history="1" r:id="rIdh3wenpjl1_j6lntlip7rf">
         <w:r>
           <w:rPr>
             <w:rStyle w:val="Hyperlink"/>
